--- a/EIB_SIWES_Evaluation_Form.docx
+++ b/EIB_SIWES_Evaluation_Form.docx
@@ -478,7 +478,7 @@
                 <w:color w:val="1E2832"/>
                 <w:sz w:val="17"/>
               </w:rPr>
-              <w:t>14-Apr-2026 to 09-Oct-2026</w:t>
+              <w:t>14-Apr-2026 to 09-Oct-2026 (24 Weeks)</w:t>
             </w:r>
           </w:p>
         </w:tc>

--- a/EIB_SIWES_Evaluation_Form.docx
+++ b/EIB_SIWES_Evaluation_Form.docx
@@ -78,7 +78,7 @@
                 <w:color w:val="3C4655"/>
                 <w:sz w:val="19"/>
               </w:rPr>
-              <w:t>STUDENT INDUSTRIAL WORK EXPERIENCE SCHEME (SIWES)</w:t>
+              <w:t>INTERNSHIP</w:t>
               <w:br/>
               <w:t>END-OF-ATTACHMENT EMPLOYER'S EVALUATION &amp; CLEARANCE REPORT</w:t>
               <w:br/>
@@ -178,7 +178,7 @@
                 <w:color w:val="1E2832"/>
                 <w:sz w:val="17"/>
               </w:rPr>
-              <w:t>[Student Name]</w:t>
+              <w:t>ADEMUWAGUN OLUWATIMILEHIN SAMUEL</w:t>
             </w:r>
           </w:p>
         </w:tc>
@@ -227,7 +227,7 @@
                 <w:color w:val="1E2832"/>
                 <w:sz w:val="17"/>
               </w:rPr>
-              <w:t>[Matric No]</w:t>
+              <w:t>23CJ03334</w:t>
             </w:r>
           </w:p>
         </w:tc>
@@ -278,7 +278,7 @@
                 <w:color w:val="1E2832"/>
                 <w:sz w:val="17"/>
               </w:rPr>
-              <w:t>[University / Polytechnic]</w:t>
+              <w:t>Covenant University</w:t>
             </w:r>
           </w:p>
         </w:tc>
@@ -327,7 +327,7 @@
                 <w:color w:val="1E2832"/>
                 <w:sz w:val="17"/>
               </w:rPr>
-              <w:t>[Faculty of Science/Eng.]</w:t>
+              <w:t>EIE COMPUTER ENGINEERING</w:t>
             </w:r>
           </w:p>
         </w:tc>
@@ -378,7 +378,7 @@
                 <w:color w:val="1E2832"/>
                 <w:sz w:val="17"/>
               </w:rPr>
-              <w:t>[e.g. Computer Science]</w:t>
+              <w:t>Computer Engineering</w:t>
             </w:r>
           </w:p>
         </w:tc>
@@ -478,7 +478,7 @@
                 <w:color w:val="1E2832"/>
                 <w:sz w:val="17"/>
               </w:rPr>
-              <w:t>14-Apr-2026 to 09-Oct-2026 (24 Weeks)</w:t>
+              <w:t>27-Jul-2026 to 02-Oct-2026 (10 Weeks)</w:t>
             </w:r>
           </w:p>
         </w:tc>
@@ -527,7 +527,7 @@
                 <w:color w:val="1E2832"/>
                 <w:sz w:val="17"/>
               </w:rPr>
-              <w:t>Operations &amp; Technology</w:t>
+              <w:t>Research and Analysis Wing</w:t>
             </w:r>
           </w:p>
         </w:tc>
@@ -543,7 +543,7 @@
           <w:color w:val="1B4D89"/>
           <w:sz w:val="20"/>
         </w:rPr>
-        <w:t>SECTION B: PERFORMANCE APPRAISAL MATRIX (RATING: 1 - 5)</w:t>
+        <w:t>SECTION B: PERFORMANCE APPRAISAL MATRIX (GRADED ON 10-POINT SCALE)</w:t>
       </w:r>
     </w:p>
     <w:tbl>
@@ -805,7 +805,7 @@
               <w:rPr>
                 <w:sz w:val="16"/>
               </w:rPr>
-              <w:t>Always on time</w:t>
+              <w:t>Always on time; zero absences</w:t>
             </w:r>
           </w:p>
         </w:tc>
@@ -928,7 +928,7 @@
               <w:rPr>
                 <w:sz w:val="16"/>
               </w:rPr>
-              <w:t>Quick learner</w:t>
+              <w:t>Very Good competence</w:t>
             </w:r>
           </w:p>
         </w:tc>
@@ -1051,7 +1051,7 @@
               <w:rPr>
                 <w:sz w:val="16"/>
               </w:rPr>
-              <w:t>Thorough &amp; neat</w:t>
+              <w:t>Very Good accuracy</w:t>
             </w:r>
           </w:p>
         </w:tc>
@@ -1174,7 +1174,7 @@
               <w:rPr>
                 <w:sz w:val="16"/>
               </w:rPr>
-              <w:t>Proactive attitude</w:t>
+              <w:t>Very proactive</w:t>
             </w:r>
           </w:p>
         </w:tc>
@@ -1297,7 +1297,7 @@
               <w:rPr>
                 <w:sz w:val="16"/>
               </w:rPr>
-              <w:t>Harmonious team player</w:t>
+              <w:t>Inspiring team leader &amp; peer</w:t>
             </w:r>
           </w:p>
         </w:tc>
@@ -1420,7 +1420,7 @@
               <w:rPr>
                 <w:sz w:val="16"/>
               </w:rPr>
-              <w:t>Zero infraction</w:t>
+              <w:t>Exemplary conduct; zero infractions</w:t>
             </w:r>
           </w:p>
         </w:tc>
@@ -1543,7 +1543,7 @@
               <w:rPr>
                 <w:sz w:val="16"/>
               </w:rPr>
-              <w:t>Well structured</w:t>
+              <w:t>Very thorough record</w:t>
             </w:r>
           </w:p>
         </w:tc>
@@ -1598,7 +1598,7 @@
               <w:rPr>
                 <w:sz w:val="16"/>
               </w:rPr>
-              <w:t>The trainee showed remarkable dedication, technical curiosity, and professionalism throughout the 6-month internship attachment. He completed all assigned tasks on schedule, worked well with the operations crew, and demonstrated strong leadership potential. Highly commended.</w:t>
+              <w:t>Trainee ADEMUWAGUN OLUWATIMILEHIN SAMUEL exhibited exemplary discipline, intellectual curiosity, and diligence throughout the industrial training program. He integrated seamlessly into our operations team, handled technical assignments with admirable precision, and maintained faultless punctuality. He is fully cleared by the organization and is warmly commended to his academic faculty.</w:t>
             </w:r>
           </w:p>
         </w:tc>
@@ -1711,7 +1711,7 @@
                 <w:color w:val="1B4D89"/>
                 <w:sz w:val="19"/>
               </w:rPr>
-              <w:t>Marquis</w:t>
+              <w:t>Michael Marquis</w:t>
               <w:br/>
             </w:r>
             <w:r>
@@ -1719,9 +1719,11 @@
                 <w:color w:val="5A6473"/>
                 <w:sz w:val="16"/>
               </w:rPr>
-              <w:t>Head of Human Resources &amp; Talent Development</w:t>
+              <w:t>Group Head, Training &amp; HRM (DICO)</w:t>
               <w:br/>
               <w:t>EIB Stratoc Limited (EIB Group)</w:t>
+              <w:br/>
+              <w:t>Date Certified: 12th October, 2026</w:t>
             </w:r>
           </w:p>
         </w:tc>
